--- a/PORTOFOLIO BACKEND PPLK26.docx
+++ b/PORTOFOLIO BACKEND PPLK26.docx
@@ -53,11 +53,6 @@
           <w:t>https://github.com/HajiKecil/Portofolio-BackEnd-PPLK-2026-Reinard-Addzikra</w:t>
         </w:r>
       </w:hyperlink>
-    </w:p>
-    <w:p>
-      <w:pPr>
-        <w:spacing w:line="360" w:lineRule="auto"/>
-      </w:pPr>
     </w:p>
     <w:p>
       <w:pPr>
